--- a/JavaScript Function Tutorial.docx
+++ b/JavaScript Function Tutorial.docx
@@ -43615,8 +43615,6 @@
         <w:rPr>
           <w:b/>
           <w:bCs/>
-          <w:sz w:val="36"/>
-          <w:szCs w:val="36"/>
         </w:rPr>
       </w:pPr>
       <w:r>
@@ -43655,167 +43653,16 @@
           <w:szCs w:val="36"/>
         </w:rPr>
         <w:br/>
-        <w:t>Team Need</w:t>
-      </w:r>
-      <w:r>
-        <w:rPr>
-          <w:b/>
-          <w:bCs/>
-          <w:sz w:val="36"/>
-          <w:szCs w:val="36"/>
-        </w:rPr>
-        <w:t xml:space="preserve"> For Competitive Programming</w:t>
-      </w:r>
-      <w:r>
-        <w:rPr>
-          <w:b/>
-          <w:bCs/>
-          <w:sz w:val="36"/>
-          <w:szCs w:val="36"/>
-        </w:rPr>
-        <w:t xml:space="preserve"> Contact Samin’s Big Brother!</w:t>
-      </w:r>
-      <w:r>
-        <w:rPr>
-          <w:b/>
-          <w:bCs/>
-          <w:sz w:val="36"/>
-          <w:szCs w:val="36"/>
-        </w:rPr>
-        <w:t xml:space="preserve"> Details Given Below:</w:t>
-      </w:r>
-      <w:r>
-        <w:rPr>
-          <w:b/>
-          <w:bCs/>
-          <w:sz w:val="36"/>
-          <w:szCs w:val="36"/>
-        </w:rPr>
-        <w:br/>
-        <w:t>Contact: 01867598806/01973110772</w:t>
-      </w:r>
-      <w:r>
-        <w:rPr>
-          <w:b/>
-          <w:bCs/>
-          <w:sz w:val="36"/>
-          <w:szCs w:val="36"/>
-        </w:rPr>
-        <w:br/>
-        <w:t>WhatsApp/WeChat</w:t>
-      </w:r>
-      <w:r>
-        <w:rPr>
-          <w:b/>
-          <w:bCs/>
-          <w:sz w:val="36"/>
-          <w:szCs w:val="36"/>
-        </w:rPr>
-        <w:br/>
-      </w:r>
-      <w:r>
-        <w:rPr>
-          <w:b/>
-          <w:bCs/>
-          <w:sz w:val="36"/>
-          <w:szCs w:val="36"/>
-        </w:rPr>
-        <w:br/>
-        <w:t>Credit Goes To FrontEnd Developer Learner:</w:t>
-      </w:r>
-      <w:r>
-        <w:rPr>
-          <w:b/>
-          <w:bCs/>
-          <w:sz w:val="36"/>
-          <w:szCs w:val="36"/>
-        </w:rPr>
-        <w:br/>
-        <w:t>MD Tamim Rahman Khan(Zaman)!</w:t>
-      </w:r>
-      <w:r>
-        <w:rPr>
-          <w:b/>
-          <w:bCs/>
-          <w:sz w:val="36"/>
-          <w:szCs w:val="36"/>
-        </w:rPr>
-        <w:br/>
-      </w:r>
-      <w:r>
-        <w:rPr>
-          <w:b/>
-          <w:bCs/>
-          <w:sz w:val="36"/>
-          <w:szCs w:val="36"/>
-        </w:rPr>
-        <w:br/>
-        <w:t>Running Learning Team:</w:t>
-      </w:r>
-    </w:p>
-    <w:p>
-      <w:pPr>
-        <w:pStyle w:val="Heading1"/>
-        <w:rPr>
-          <w:b/>
-          <w:bCs/>
-        </w:rPr>
-      </w:pPr>
-      <w:r>
-        <w:rPr>
-          <w:b/>
-          <w:bCs/>
-        </w:rPr>
-        <w:t>1.Muntasir Rahman Khan</w:t>
-      </w:r>
-      <w:r>
-        <w:rPr>
-          <w:b/>
-          <w:bCs/>
-        </w:rPr>
-        <w:br/>
-        <w:t>2.Tajbir Mayas Partho</w:t>
-      </w:r>
-      <w:r>
-        <w:rPr>
-          <w:b/>
-          <w:bCs/>
-        </w:rPr>
-        <w:br/>
-        <w:t>3.MD Samin Chowdhury</w:t>
-      </w:r>
-      <w:r>
-        <w:rPr>
-          <w:b/>
-          <w:bCs/>
-        </w:rPr>
-        <w:br/>
-        <w:t>4.MD Shamim Hossain</w:t>
-      </w:r>
-    </w:p>
-    <w:p>
-      <w:pPr>
-        <w:pStyle w:val="Heading1"/>
-        <w:rPr>
-          <w:b/>
-          <w:bCs/>
-        </w:rPr>
-      </w:pPr>
-      <w:r>
-        <w:rPr>
-          <w:b/>
-          <w:bCs/>
-        </w:rPr>
-        <w:lastRenderedPageBreak/>
-        <w:t>5</w:t>
-      </w:r>
-      <w:r>
-        <w:rPr>
-          <w:b/>
-          <w:bCs/>
-        </w:rPr>
-        <w:t>.MD Udoy Hossain</w:t>
-      </w:r>
+      </w:r>
+    </w:p>
+    <w:p>
+      <w:pPr>
+        <w:pStyle w:val="Heading1"/>
+        <w:rPr>
+          <w:b/>
+          <w:bCs/>
+        </w:rPr>
+      </w:pPr>
     </w:p>
     <w:sectPr>
       <w:pgSz w:w="12240" w:h="15840"/>
